--- a/phieu bai tap 1 2.docx
+++ b/phieu bai tap 1 2.docx
@@ -4,37 +4,24 @@
   <w:body>
     <w:p>
       <w:r>
-        <w:t xml:space="preserve">Request </w:t>
-      </w:r>
-      <w:proofErr w:type="gramStart"/>
-      <w:r>
-        <w:t>URL</w:t>
+        <w:t>Request URL</w:t>
       </w:r>
       <w:r>
         <w:t xml:space="preserve"> :</w:t>
       </w:r>
-      <w:proofErr w:type="gramEnd"/>
       <w:r>
         <w:t>https://tlu.edu.vn/wp-content/plugins/foxtool/link/instantpage.js</w:t>
       </w:r>
     </w:p>
     <w:p>
       <w:r>
-        <w:t xml:space="preserve">Request </w:t>
-      </w:r>
-      <w:proofErr w:type="gramStart"/>
-      <w:r>
-        <w:t>Method</w:t>
+        <w:t>Request Method</w:t>
       </w:r>
       <w:r>
         <w:t xml:space="preserve"> :</w:t>
       </w:r>
-      <w:proofErr w:type="gramEnd"/>
-      <w:r>
-        <w:t xml:space="preserve"> </w:t>
-      </w:r>
-      <w:r>
-        <w:t>GET</w:t>
+      <w:r>
+        <w:t xml:space="preserve"> GET</w:t>
       </w:r>
     </w:p>
     <w:p>
@@ -97,104 +84,17 @@
       </w:r>
     </w:p>
     <w:p>
-      <w:proofErr w:type="spellStart"/>
       <w:r>
         <w:rPr>
           <w:b/>
           <w:bCs/>
         </w:rPr>
-        <w:t>Câu</w:t>
-      </w:r>
-      <w:proofErr w:type="spellEnd"/>
-      <w:r>
-        <w:rPr>
-          <w:b/>
-          <w:bCs/>
-        </w:rPr>
-        <w:t xml:space="preserve"> </w:t>
-      </w:r>
-      <w:proofErr w:type="spellStart"/>
-      <w:r>
-        <w:rPr>
-          <w:b/>
-          <w:bCs/>
-        </w:rPr>
-        <w:t>hỏi</w:t>
-      </w:r>
-      <w:proofErr w:type="spellEnd"/>
-      <w:r>
-        <w:rPr>
-          <w:b/>
-          <w:bCs/>
-        </w:rPr>
-        <w:t xml:space="preserve"> </w:t>
-      </w:r>
-      <w:proofErr w:type="spellStart"/>
-      <w:r>
-        <w:rPr>
-          <w:b/>
-          <w:bCs/>
-        </w:rPr>
-        <w:t>Phản</w:t>
-      </w:r>
-      <w:proofErr w:type="spellEnd"/>
-      <w:r>
-        <w:rPr>
-          <w:b/>
-          <w:bCs/>
-        </w:rPr>
-        <w:t xml:space="preserve"> </w:t>
-      </w:r>
-      <w:proofErr w:type="spellStart"/>
-      <w:r>
-        <w:rPr>
-          <w:b/>
-          <w:bCs/>
-        </w:rPr>
-        <w:t>biện</w:t>
-      </w:r>
-      <w:proofErr w:type="spellEnd"/>
+        <w:t>Câu hỏi Phản biện</w:t>
+      </w:r>
     </w:p>
     <w:p>
-      <w:proofErr w:type="spellStart"/>
-      <w:r>
-        <w:t>Tại</w:t>
-      </w:r>
-      <w:proofErr w:type="spellEnd"/>
-      <w:r>
-        <w:t xml:space="preserve"> </w:t>
-      </w:r>
-      <w:proofErr w:type="spellStart"/>
-      <w:r>
-        <w:t>sao</w:t>
-      </w:r>
-      <w:proofErr w:type="spellEnd"/>
-      <w:r>
-        <w:t xml:space="preserve"> </w:t>
-      </w:r>
-      <w:proofErr w:type="spellStart"/>
-      <w:r>
-        <w:t>khi</w:t>
-      </w:r>
-      <w:proofErr w:type="spellEnd"/>
-      <w:r>
-        <w:t xml:space="preserve"> </w:t>
-      </w:r>
-      <w:proofErr w:type="spellStart"/>
-      <w:r>
-        <w:t>tải</w:t>
-      </w:r>
-      <w:proofErr w:type="spellEnd"/>
-      <w:r>
-        <w:t xml:space="preserve"> </w:t>
-      </w:r>
-      <w:proofErr w:type="spellStart"/>
-      <w:r>
-        <w:t>trang</w:t>
-      </w:r>
-      <w:proofErr w:type="spellEnd"/>
-      <w:r>
-        <w:t xml:space="preserve"> </w:t>
+      <w:r>
+        <w:t xml:space="preserve">Tại sao khi tải trang </w:t>
       </w:r>
       <w:r>
         <w:rPr>
@@ -204,163 +104,74 @@
         <w:t>tlu.edu.vn</w:t>
       </w:r>
       <w:r>
-        <w:t xml:space="preserve">, tab Network </w:t>
-      </w:r>
-      <w:proofErr w:type="spellStart"/>
-      <w:r>
-        <w:t>lại</w:t>
-      </w:r>
-      <w:proofErr w:type="spellEnd"/>
-      <w:r>
-        <w:t xml:space="preserve"> </w:t>
-      </w:r>
-      <w:proofErr w:type="spellStart"/>
-      <w:r>
-        <w:t>hiển</w:t>
-      </w:r>
-      <w:proofErr w:type="spellEnd"/>
-      <w:r>
-        <w:t xml:space="preserve"> </w:t>
-      </w:r>
-      <w:proofErr w:type="spellStart"/>
-      <w:r>
-        <w:t>thị</w:t>
-      </w:r>
-      <w:proofErr w:type="spellEnd"/>
-      <w:r>
-        <w:t xml:space="preserve"> </w:t>
-      </w:r>
-      <w:proofErr w:type="spellStart"/>
+        <w:t xml:space="preserve">, tab Network lại hiển thị </w:t>
+      </w:r>
       <w:r>
         <w:rPr>
           <w:b/>
           <w:bCs/>
         </w:rPr>
-        <w:t>hàng</w:t>
-      </w:r>
-      <w:proofErr w:type="spellEnd"/>
-      <w:r>
-        <w:rPr>
-          <w:b/>
-          <w:bCs/>
-        </w:rPr>
-        <w:t xml:space="preserve"> </w:t>
-      </w:r>
-      <w:proofErr w:type="spellStart"/>
-      <w:r>
-        <w:rPr>
-          <w:b/>
-          <w:bCs/>
-        </w:rPr>
-        <w:t>chục</w:t>
-      </w:r>
-      <w:proofErr w:type="spellEnd"/>
-      <w:r>
-        <w:rPr>
-          <w:b/>
-          <w:bCs/>
-        </w:rPr>
-        <w:t xml:space="preserve"> </w:t>
-      </w:r>
-      <w:proofErr w:type="spellStart"/>
-      <w:r>
-        <w:rPr>
-          <w:b/>
-          <w:bCs/>
-        </w:rPr>
-        <w:t>yêu</w:t>
-      </w:r>
-      <w:proofErr w:type="spellEnd"/>
-      <w:r>
-        <w:rPr>
-          <w:b/>
-          <w:bCs/>
-        </w:rPr>
-        <w:t xml:space="preserve"> </w:t>
-      </w:r>
-      <w:proofErr w:type="spellStart"/>
-      <w:r>
-        <w:rPr>
-          <w:b/>
-          <w:bCs/>
-        </w:rPr>
-        <w:t>cầu</w:t>
-      </w:r>
-      <w:proofErr w:type="spellEnd"/>
-      <w:r>
-        <w:t xml:space="preserve"> </w:t>
-      </w:r>
-      <w:proofErr w:type="spellStart"/>
-      <w:r>
-        <w:t>khác</w:t>
-      </w:r>
-      <w:proofErr w:type="spellEnd"/>
-      <w:r>
-        <w:t xml:space="preserve"> </w:t>
-      </w:r>
-      <w:proofErr w:type="spellStart"/>
-      <w:r>
-        <w:t>nhau</w:t>
-      </w:r>
-      <w:proofErr w:type="spellEnd"/>
-      <w:r>
-        <w:t xml:space="preserve"> (CSS, JS, </w:t>
-      </w:r>
-      <w:proofErr w:type="spellStart"/>
-      <w:r>
-        <w:t>hình</w:t>
-      </w:r>
-      <w:proofErr w:type="spellEnd"/>
-      <w:r>
-        <w:t xml:space="preserve"> </w:t>
-      </w:r>
-      <w:proofErr w:type="spellStart"/>
-      <w:r>
-        <w:t>ảnh</w:t>
-      </w:r>
-      <w:proofErr w:type="spellEnd"/>
-      <w:r>
-        <w:t xml:space="preserve">…) </w:t>
-      </w:r>
-      <w:proofErr w:type="spellStart"/>
-      <w:r>
-        <w:t>thay</w:t>
-      </w:r>
-      <w:proofErr w:type="spellEnd"/>
-      <w:r>
-        <w:t xml:space="preserve"> </w:t>
-      </w:r>
-      <w:proofErr w:type="spellStart"/>
-      <w:r>
-        <w:t>vì</w:t>
-      </w:r>
-      <w:proofErr w:type="spellEnd"/>
-      <w:r>
-        <w:t xml:space="preserve"> </w:t>
-      </w:r>
-      <w:proofErr w:type="spellStart"/>
-      <w:r>
-        <w:t>chỉ</w:t>
-      </w:r>
-      <w:proofErr w:type="spellEnd"/>
-      <w:r>
-        <w:t xml:space="preserve"> </w:t>
-      </w:r>
-      <w:proofErr w:type="spellStart"/>
-      <w:r>
-        <w:t>một</w:t>
-      </w:r>
-      <w:proofErr w:type="spellEnd"/>
-      <w:r>
-        <w:t xml:space="preserve"> request </w:t>
-      </w:r>
-      <w:proofErr w:type="spellStart"/>
-      <w:r>
-        <w:t>đến</w:t>
-      </w:r>
-      <w:proofErr w:type="spellEnd"/>
-      <w:r>
-        <w:t xml:space="preserve"> www.tlu.edu.vn?</w:t>
+        <w:t>hàng chục yêu cầu</w:t>
+      </w:r>
+      <w:r>
+        <w:t xml:space="preserve"> khác nhau (CSS, JS, hình ảnh…) thay vì chỉ một request đến </w:t>
+      </w:r>
+      <w:hyperlink r:id="rId5" w:history="1">
+        <w:r>
+          <w:rPr>
+            <w:rStyle w:val="Hyperlink"/>
+          </w:rPr>
+          <w:t>www.tlu.edu.vn</w:t>
+        </w:r>
+      </w:hyperlink>
+      <w:r>
+        <w:t>?</w:t>
+      </w:r>
+    </w:p>
+    <w:p/>
+    <w:p>
+      <w:r>
+        <w:t xml:space="preserve">Chuong 2 </w:t>
+      </w:r>
+    </w:p>
+    <w:p>
+      <w:r>
+        <w:lastRenderedPageBreak/>
+        <w:drawing>
+          <wp:inline distT="0" distB="0" distL="0" distR="0" wp14:anchorId="15E9837B" wp14:editId="03A12A4A">
+            <wp:extent cx="5943600" cy="3343275"/>
+            <wp:effectExtent l="0" t="0" r="0" b="9525"/>
+            <wp:docPr id="150747835" name="Picture 1"/>
+            <wp:cNvGraphicFramePr>
+              <a:graphicFrameLocks xmlns:a="http://schemas.openxmlformats.org/drawingml/2006/main" noChangeAspect="1"/>
+            </wp:cNvGraphicFramePr>
+            <a:graphic xmlns:a="http://schemas.openxmlformats.org/drawingml/2006/main">
+              <a:graphicData uri="http://schemas.openxmlformats.org/drawingml/2006/picture">
+                <pic:pic xmlns:pic="http://schemas.openxmlformats.org/drawingml/2006/picture">
+                  <pic:nvPicPr>
+                    <pic:cNvPr id="150747835" name=""/>
+                    <pic:cNvPicPr/>
+                  </pic:nvPicPr>
+                  <pic:blipFill>
+                    <a:blip r:embed="rId6"/>
+                    <a:stretch>
+                      <a:fillRect/>
+                    </a:stretch>
+                  </pic:blipFill>
+                  <pic:spPr>
+                    <a:xfrm>
+                      <a:off x="0" y="0"/>
+                      <a:ext cx="5943600" cy="3343275"/>
+                    </a:xfrm>
+                    <a:prstGeom prst="rect">
+                      <a:avLst/>
+                    </a:prstGeom>
+                  </pic:spPr>
+                </pic:pic>
+              </a:graphicData>
+            </a:graphic>
+          </wp:inline>
+        </w:drawing>
       </w:r>
     </w:p>
     <w:sectPr>
@@ -976,6 +787,7 @@
   <w:style w:type="character" w:default="1" w:styleId="DefaultParagraphFont">
     <w:name w:val="Default Paragraph Font"/>
     <w:uiPriority w:val="1"/>
+    <w:semiHidden/>
     <w:unhideWhenUsed/>
   </w:style>
   <w:style w:type="table" w:default="1" w:styleId="TableNormal">
@@ -1287,6 +1099,29 @@
       <w:smallCaps/>
       <w:color w:val="2F5496" w:themeColor="accent1" w:themeShade="BF"/>
       <w:spacing w:val="5"/>
+    </w:rPr>
+  </w:style>
+  <w:style w:type="character" w:styleId="Hyperlink">
+    <w:name w:val="Hyperlink"/>
+    <w:basedOn w:val="DefaultParagraphFont"/>
+    <w:uiPriority w:val="99"/>
+    <w:unhideWhenUsed/>
+    <w:rsid w:val="00043AE1"/>
+    <w:rPr>
+      <w:color w:val="0563C1" w:themeColor="hyperlink"/>
+      <w:u w:val="single"/>
+    </w:rPr>
+  </w:style>
+  <w:style w:type="character" w:styleId="UnresolvedMention">
+    <w:name w:val="Unresolved Mention"/>
+    <w:basedOn w:val="DefaultParagraphFont"/>
+    <w:uiPriority w:val="99"/>
+    <w:semiHidden/>
+    <w:unhideWhenUsed/>
+    <w:rsid w:val="00043AE1"/>
+    <w:rPr>
+      <w:color w:val="605E5C"/>
+      <w:shd w:val="clear" w:color="auto" w:fill="E1DFDD"/>
     </w:rPr>
   </w:style>
 </w:styles>
